--- a/Qinan_Zhang_CV_ZH.docx
+++ b/Qinan_Zhang_CV_ZH.docx
@@ -63,6 +63,16 @@
                 <w:lang w:val="en-US" w:eastAsia="zh-CN"/>
               </w:rPr>
             </w:pPr>
+            <w:r>
+              <w:rPr>
+                <w:rFonts w:hint="eastAsia" w:ascii="楷体" w:hAnsi="楷体" w:eastAsia="楷体"/>
+                <w:b/>
+                <w:sz w:val="18"/>
+                <w:szCs w:val="18"/>
+                <w:lang w:val="en-US" w:eastAsia="zh-CN"/>
+              </w:rPr>
+              <w:t xml:space="preserve"> |</w:t>
+            </w:r>
           </w:p>
           <w:p>
             <w:pPr>
@@ -90,10 +100,7 @@
             <w:pPr>
               <w:jc w:val="center"/>
               <w:rPr>
-                <w:rFonts w:hint="default" w:ascii="Times New Roman" w:hAnsi="Times New Roman" w:eastAsia="楷体" w:cs="Times New Roman"/>
-                <w:color w:val="auto"/>
-                <w:szCs w:val="21"/>
-                <w:u w:val="none"/>
+                <w:rFonts w:hint="default" w:ascii="Times New Roman" w:hAnsi="Times New Roman" w:cs="Times New Roman"/>
                 <w:lang w:val="en-US" w:eastAsia="zh-CN"/>
               </w:rPr>
             </w:pPr>
@@ -171,52 +178,106 @@
               </w:rPr>
               <w:t>Email：</w:t>
             </w:r>
+            <w:r>
+              <w:rPr>
+                <w:rFonts w:hint="eastAsia" w:ascii="Times New Roman" w:hAnsi="Times New Roman" w:eastAsia="楷体" w:cs="Times New Roman"/>
+                <w:szCs w:val="21"/>
+                <w:lang w:val="en-US" w:eastAsia="zh-CN"/>
+              </w:rPr>
+              <w:fldChar w:fldCharType="begin"/>
+            </w:r>
+            <w:r>
+              <w:rPr>
+                <w:rFonts w:hint="eastAsia" w:ascii="Times New Roman" w:hAnsi="Times New Roman" w:eastAsia="楷体" w:cs="Times New Roman"/>
+                <w:szCs w:val="21"/>
+                <w:lang w:val="en-US" w:eastAsia="zh-CN"/>
+              </w:rPr>
+              <w:instrText xml:space="preserve"> HYPERLINK "mailto:qinanzhang@mail.ustc.edu.cn" </w:instrText>
+            </w:r>
+            <w:r>
+              <w:rPr>
+                <w:rFonts w:hint="eastAsia" w:ascii="Times New Roman" w:hAnsi="Times New Roman" w:eastAsia="楷体" w:cs="Times New Roman"/>
+                <w:szCs w:val="21"/>
+                <w:lang w:val="en-US" w:eastAsia="zh-CN"/>
+              </w:rPr>
+              <w:fldChar w:fldCharType="separate"/>
+            </w:r>
+            <w:r>
+              <w:rPr>
+                <w:rStyle w:val="10"/>
+                <w:rFonts w:hint="eastAsia" w:ascii="Times New Roman" w:hAnsi="Times New Roman" w:eastAsia="楷体" w:cs="Times New Roman"/>
+                <w:szCs w:val="21"/>
+                <w:lang w:val="en-US" w:eastAsia="zh-CN"/>
+              </w:rPr>
+              <w:t>qinanzhang@mail.ustc.edu.cn</w:t>
+            </w:r>
+            <w:r>
+              <w:rPr>
+                <w:rFonts w:hint="eastAsia" w:ascii="Times New Roman" w:hAnsi="Times New Roman" w:eastAsia="楷体" w:cs="Times New Roman"/>
+                <w:szCs w:val="21"/>
+                <w:lang w:val="en-US" w:eastAsia="zh-CN"/>
+              </w:rPr>
+              <w:fldChar w:fldCharType="end"/>
+            </w:r>
+            <w:r>
+              <w:rPr>
+                <w:rFonts w:hint="eastAsia"/>
+                <w:lang w:val="en-US" w:eastAsia="zh-CN"/>
+              </w:rPr>
+              <w:t xml:space="preserve"> </w:t>
+            </w:r>
+            <w:r>
+              <w:rPr>
+                <w:rFonts w:hint="eastAsia" w:ascii="楷体" w:hAnsi="楷体" w:eastAsia="楷体"/>
+                <w:szCs w:val="21"/>
+              </w:rPr>
+              <w:t>|</w:t>
+            </w:r>
+            <w:r>
+              <w:rPr>
+                <w:rFonts w:hint="eastAsia"/>
+                <w:lang w:val="en-US" w:eastAsia="zh-CN"/>
+              </w:rPr>
+              <w:t xml:space="preserve"> </w:t>
+            </w:r>
+            <w:r>
+              <w:rPr>
+                <w:rFonts w:hint="default" w:ascii="Times New Roman" w:hAnsi="Times New Roman" w:cs="Times New Roman"/>
+                <w:lang w:val="en-US" w:eastAsia="zh-CN"/>
+              </w:rPr>
+              <w:fldChar w:fldCharType="begin"/>
+            </w:r>
+            <w:r>
+              <w:rPr>
+                <w:rFonts w:hint="default" w:ascii="Times New Roman" w:hAnsi="Times New Roman" w:cs="Times New Roman"/>
+                <w:lang w:val="en-US" w:eastAsia="zh-CN"/>
+              </w:rPr>
+              <w:instrText xml:space="preserve"> HYPERLINK "https://qinan-zhang.github.io/" </w:instrText>
+            </w:r>
+            <w:r>
+              <w:rPr>
+                <w:rFonts w:hint="default" w:ascii="Times New Roman" w:hAnsi="Times New Roman" w:cs="Times New Roman"/>
+                <w:lang w:val="en-US" w:eastAsia="zh-CN"/>
+              </w:rPr>
+              <w:fldChar w:fldCharType="separate"/>
+            </w:r>
+            <w:r>
+              <w:rPr>
+                <w:rStyle w:val="10"/>
+                <w:rFonts w:hint="default" w:ascii="Times New Roman" w:hAnsi="Times New Roman" w:cs="Times New Roman"/>
+                <w:lang w:val="en-US" w:eastAsia="zh-CN"/>
+              </w:rPr>
+              <w:t>https://qinan-zhang.github.io/</w:t>
+            </w:r>
+            <w:r>
+              <w:rPr>
+                <w:rFonts w:hint="default" w:ascii="Times New Roman" w:hAnsi="Times New Roman" w:cs="Times New Roman"/>
+                <w:lang w:val="en-US" w:eastAsia="zh-CN"/>
+              </w:rPr>
+              <w:fldChar w:fldCharType="end"/>
+            </w:r>
             <w:bookmarkStart w:id="5" w:name="_GoBack"/>
-            <w:r>
-              <w:rPr>
-                <w:rFonts w:hint="eastAsia" w:ascii="Times New Roman" w:hAnsi="Times New Roman" w:eastAsia="楷体" w:cs="Times New Roman"/>
-                <w:szCs w:val="21"/>
-                <w:lang w:val="en-US" w:eastAsia="zh-CN"/>
-              </w:rPr>
-              <w:fldChar w:fldCharType="begin"/>
-            </w:r>
-            <w:r>
-              <w:rPr>
-                <w:rFonts w:hint="eastAsia" w:ascii="Times New Roman" w:hAnsi="Times New Roman" w:eastAsia="楷体" w:cs="Times New Roman"/>
-                <w:szCs w:val="21"/>
-                <w:lang w:val="en-US" w:eastAsia="zh-CN"/>
-              </w:rPr>
-              <w:instrText xml:space="preserve"> HYPERLINK "mailto:qinanzhang@mail.ustc.edu.cn" </w:instrText>
-            </w:r>
-            <w:r>
-              <w:rPr>
-                <w:rFonts w:hint="eastAsia" w:ascii="Times New Roman" w:hAnsi="Times New Roman" w:eastAsia="楷体" w:cs="Times New Roman"/>
-                <w:szCs w:val="21"/>
-                <w:lang w:val="en-US" w:eastAsia="zh-CN"/>
-              </w:rPr>
-              <w:fldChar w:fldCharType="separate"/>
-            </w:r>
-            <w:r>
-              <w:rPr>
-                <w:rStyle w:val="10"/>
-                <w:rFonts w:hint="eastAsia" w:ascii="Times New Roman" w:hAnsi="Times New Roman" w:eastAsia="楷体" w:cs="Times New Roman"/>
-                <w:szCs w:val="21"/>
-                <w:lang w:val="en-US" w:eastAsia="zh-CN"/>
-              </w:rPr>
-              <w:t>qinanzhang@mail.ustc.edu.cn</w:t>
-            </w:r>
-            <w:r>
-              <w:rPr>
-                <w:rFonts w:hint="eastAsia" w:ascii="Times New Roman" w:hAnsi="Times New Roman" w:eastAsia="楷体" w:cs="Times New Roman"/>
-                <w:szCs w:val="21"/>
-                <w:lang w:val="en-US" w:eastAsia="zh-CN"/>
-              </w:rPr>
-              <w:fldChar w:fldCharType="end"/>
-            </w:r>
             <w:bookmarkEnd w:id="5"/>
-            <w:r>
-              <w:commentReference w:id="0"/>
-            </w:r>
           </w:p>
         </w:tc>
       </w:tr>
@@ -662,8 +723,8 @@
                 <w:lang w:val="en-US" w:eastAsia="zh-CN"/>
               </w:rPr>
             </w:pPr>
-            <w:bookmarkStart w:id="0" w:name="OLE_LINK1"/>
-            <w:bookmarkStart w:id="1" w:name="OLE_LINK2"/>
+            <w:bookmarkStart w:id="0" w:name="OLE_LINK2"/>
+            <w:bookmarkStart w:id="1" w:name="OLE_LINK1"/>
             <w:r>
               <w:rPr>
                 <w:rFonts w:hint="default" w:ascii="Times New Roman" w:hAnsi="Times New Roman" w:eastAsia="楷体" w:cs="Times New Roman"/>
@@ -2956,35 +3017,6 @@
     </w:sectPr>
   </w:body>
 </w:document>
-</file>
-
-<file path=word/comments.xml><?xml version="1.0" encoding="utf-8"?>
-<w:comments xmlns:wpc="http://schemas.microsoft.com/office/word/2010/wordprocessingCanvas" xmlns:mc="http://schemas.openxmlformats.org/markup-compatibility/2006" xmlns:o="urn:schemas-microsoft-com:office:office" xmlns:r="http://schemas.openxmlformats.org/officeDocument/2006/relationships" xmlns:m="http://schemas.openxmlformats.org/officeDocument/2006/math" xmlns:v="urn:schemas-microsoft-com:vml" xmlns:wp14="http://schemas.microsoft.com/office/word/2010/wordprocessingDrawing" xmlns:wp="http://schemas.openxmlformats.org/drawingml/2006/wordprocessingDrawing" xmlns:w="http://schemas.openxmlformats.org/wordprocessingml/2006/main" xmlns:w14="http://schemas.microsoft.com/office/word/2010/wordml" xmlns:w15="http://schemas.microsoft.com/office/word/2012/wordml" xmlns:w10="urn:schemas-microsoft-com:office:word" xmlns:wpg="http://schemas.microsoft.com/office/word/2010/wordprocessingGroup" xmlns:wpi="http://schemas.microsoft.com/office/word/2010/wordprocessingInk" xmlns:wne="http://schemas.microsoft.com/office/word/2006/wordml" xmlns:wps="http://schemas.microsoft.com/office/word/2010/wordprocessingShape" xmlns:wpsCustomData="http://www.wps.cn/officeDocument/2013/wpsCustomData" mc:Ignorable="w14 w15 wp14">
-  <w:comment w:id="0" w:author="zqn" w:date="2026-03-26T22:25:12Z" w:initials="">
-    <w:p>
-      <w:pPr>
-        <w:pStyle w:val="2"/>
-        <w:rPr>
-          <w:rFonts w:hint="default" w:eastAsiaTheme="minorEastAsia"/>
-          <w:lang w:val="en-US" w:eastAsia="zh-CN"/>
-        </w:rPr>
-      </w:pPr>
-      <w:r>
-        <w:rPr>
-          <w:rFonts w:hint="eastAsia"/>
-          <w:lang w:val="en-US" w:eastAsia="zh-CN"/>
-        </w:rPr>
-        <w:t>后续尽快补充个人网站链接！</w:t>
-      </w:r>
-    </w:p>
-  </w:comment>
-</w:comments>
-</file>
-
-<file path=word/commentsExtended.xml><?xml version="1.0" encoding="utf-8"?>
-<w15:commentsEx xmlns:wpc="http://schemas.microsoft.com/office/word/2010/wordprocessingCanvas" xmlns:mc="http://schemas.openxmlformats.org/markup-compatibility/2006" xmlns:o="urn:schemas-microsoft-com:office:office" xmlns:r="http://schemas.openxmlformats.org/officeDocument/2006/relationships" xmlns:m="http://schemas.openxmlformats.org/officeDocument/2006/math" xmlns:v="urn:schemas-microsoft-com:vml" xmlns:wp14="http://schemas.microsoft.com/office/word/2010/wordprocessingDrawing" xmlns:wp="http://schemas.openxmlformats.org/drawingml/2006/wordprocessingDrawing" xmlns:w="http://schemas.openxmlformats.org/wordprocessingml/2006/main" xmlns:w14="http://schemas.microsoft.com/office/word/2010/wordml" xmlns:w15="http://schemas.microsoft.com/office/word/2012/wordml" xmlns:w10="urn:schemas-microsoft-com:office:word" xmlns:wpg="http://schemas.microsoft.com/office/word/2010/wordprocessingGroup" xmlns:wpi="http://schemas.microsoft.com/office/word/2010/wordprocessingInk" xmlns:wne="http://schemas.microsoft.com/office/word/2006/wordml" xmlns:wps="http://schemas.microsoft.com/office/word/2010/wordprocessingShape" xmlns:wpsCustomData="http://www.wps.cn/officeDocument/2013/wpsCustomData" mc:Ignorable="w14 w15 wp14">
-  <w15:commentEx w15:paraId="34C94D48" w15:done="0"/>
-</w15:commentsEx>
 </file>
 
 <file path=word/numbering.xml><?xml version="1.0" encoding="utf-8"?>
@@ -3222,14 +3254,6 @@
     <w:abstractNumId w:val="1"/>
   </w:num>
 </w:numbering>
-</file>
-
-<file path=word/people.xml><?xml version="1.0" encoding="utf-8"?>
-<w15:people xmlns:wpc="http://schemas.microsoft.com/office/word/2010/wordprocessingCanvas" xmlns:mc="http://schemas.openxmlformats.org/markup-compatibility/2006" xmlns:o="urn:schemas-microsoft-com:office:office" xmlns:r="http://schemas.openxmlformats.org/officeDocument/2006/relationships" xmlns:m="http://schemas.openxmlformats.org/officeDocument/2006/math" xmlns:v="urn:schemas-microsoft-com:vml" xmlns:wp14="http://schemas.microsoft.com/office/word/2010/wordprocessingDrawing" xmlns:wp="http://schemas.openxmlformats.org/drawingml/2006/wordprocessingDrawing" xmlns:w="http://schemas.openxmlformats.org/wordprocessingml/2006/main" xmlns:w14="http://schemas.microsoft.com/office/word/2010/wordml" xmlns:w15="http://schemas.microsoft.com/office/word/2012/wordml" xmlns:w10="urn:schemas-microsoft-com:office:word" xmlns:wpg="http://schemas.microsoft.com/office/word/2010/wordprocessingGroup" xmlns:wpi="http://schemas.microsoft.com/office/word/2010/wordprocessingInk" xmlns:wne="http://schemas.microsoft.com/office/word/2006/wordml" xmlns:wps="http://schemas.microsoft.com/office/word/2010/wordprocessingShape" xmlns:wpsCustomData="http://www.wps.cn/officeDocument/2013/wpsCustomData" mc:Ignorable="w14 w15 wp14">
-  <w15:person w15:author="zqn">
-    <w15:presenceInfo w15:providerId="WPS Office" w15:userId="1421359077"/>
-  </w15:person>
-</w15:people>
 </file>
 
 <file path=word/styles.xml><?xml version="1.0" encoding="utf-8"?>
